--- a/assets/downloads-editie-7/editie7_aflevering-12-de-vierde-weg-en-open-vizier.docx
+++ b/assets/downloads-editie-7/editie7_aflevering-12-de-vierde-weg-en-open-vizier.docx
@@ -86,7 +86,7 @@
         <w:t xml:space="preserve"> </w:t>
       </w:r>
       <w:r>
-        <w:t xml:space="preserve">Dat is precies wat hier níet gebeurt, en de reden moet expliciet worden gemaakt. Het Open Vizier is een publicatieproject, geen organisatie. Het heeft geen ledenadministratie, geen verkiesbare functies, geen partijbestuur, geen contributiebetaling, geen jaarvergadering. Het heeft één auteur in Tokio die schrijft, en een groeiende kring lezers die meedenkt. Het zou onverdedigbaar zijn — onder dezelfde naam Open Vizier — om vanuit deze positie een beweging te claimen alsof zij al bestond. Zij bestaat niet. Wat bestaat is het ontwerp.</w:t>
+        <w:t xml:space="preserve">Dat is precies wat hier níet gebeurt, en de reden moet expliciet worden gemaakt. Het Open Vizier is een publicatieproject, geen organisatie. Het heeft geen ledenadministratie, geen verkiesbare functies, geen partijbestuur, geen contributiebetaling, geen jaarvergadering. Het heeft één auteur in Malta die schrijft, en een groeiende kring lezers die meedenkt. Het zou onverdedigbaar zijn — onder dezelfde naam Open Vizier — om vanuit deze positie een beweging te claimen alsof zij al bestond. Zij bestaat niet. Wat bestaat is het ontwerp.</w:t>
       </w:r>
     </w:p>
     <w:p>
@@ -297,7 +297,7 @@
         <w:pStyle w:val="BodyText"/>
       </w:pPr>
       <w:r>
-        <w:t xml:space="preserve">Of die vierde weg ooit wordt belopen, beslist Europa zelf. Het Open Vizier publiceert het kaartmateriaal. De stappen worden door anderen gezet. Wij wachten in Tokio met open vizier — niet met opgeheven vinger maar met opengeklapte plattegrond, beschikbaar voor wie haar wil zien.</w:t>
+        <w:t xml:space="preserve">Of die vierde weg ooit wordt belopen, beslist Europa zelf. Het Open Vizier publiceert het kaartmateriaal. De stappen worden door anderen gezet. Wij wachten in Malta met open vizier — niet met opgeheven vinger maar met opengeklapte plattegrond, beschikbaar voor wie haar wil zien.</w:t>
       </w:r>
     </w:p>
     <w:p>

--- a/assets/downloads-editie-7/editie7_aflevering-12-de-vierde-weg-en-open-vizier.docx
+++ b/assets/downloads-editie-7/editie7_aflevering-12-de-vierde-weg-en-open-vizier.docx
@@ -40,7 +40,7 @@
         <w:pStyle w:val="BodyText"/>
       </w:pPr>
       <w:r>
-        <w:t xml:space="preserve">Aan het einde van dertien afleveringen — voorwoord plus twaalf hoofdstukken — ligt een ontwerp dat technisch haalbaar, economisch noodzakelijk en strategisch ongekend is. Giant Juncao als C4-grasgewas met productiviteit die suikerriet en mais commercieel obsolete maakt. BiCRS en bio-brandstoffabricage als chemisch kader voor industriële koolstof-verwijdering en hoogwaardige brandstof. Plastic uit huisvuil als koolstofopslagmedium in de Duitse bruinkool-dagbouwen — eeuwen vastlegging in plaats van directe atmosferische uitstoot. Drie pilot-installaties die binnen drie jaar van papier naar staal kunnen. Een Europese economische bondsraad als institutionele voorwaarde. Drie scharniermechanismen — pers, leerfunctie, universiteiten in een AI-tijdperk — die de blokkadekrachten van Editie 6 binnen vijf jaar met tweeënveertig procent reduceren.</w:t>
+        <w:t xml:space="preserve">Aan het einde van dertien afleveringen — voorwoord plus twaalf hoofdstukken — ligt een ontwerp dat technisch haalbaar, economisch noodzakelijk en strategisch ongekend is. Giant Juncao als C4-grasgewas met productiviteit die suikerriet en mais commercieel obsolete maakt. BiCRS en bio-brandstoffabricage als chemisch kader voor industriële koolstof-verwijdering en hoogwaardige brandstof. Plastic uit huisvuil als koolstofopslagmedium in de Duitse bruinkool-dagbouwen — eeuwen vastlegging in plaats van directe atmosferische uitstoot. Drie pilot-installaties die binnen drie jaar van papier naar staal kunnen. Een Europese economische bondsraad als institutionele voorwaarde. Drie scharniermechanismen — pers, leerfunctie, universiteiten in een AI-tijdperk — die het remgewichten van Editie 6 binnen vijf jaar met tweeënveertig procent reduceren.</w:t>
       </w:r>
     </w:p>
     <w:p>
@@ -114,7 +114,7 @@
         <w:pStyle w:val="BodyText"/>
       </w:pPr>
       <w:r>
-        <w:t xml:space="preserve">Tegelijk is het Open Vizier geen neutraal magazine. Wij analyseren niet vrijblijvend; wij stellen voor. Wij beweren dat Europa zich naar rechtsboven moet verschuiven in de positioneringsgrafiek van Editie 6 — democratisch én economisch sturend, met gemeten besluit. Niet omdat dat ideologisch beter is, maar omdat het de enige plek is waarvan de twee hefbomen werken. Dit is een politieke positie, niet een wetenschappelijk feit. Wij zijn daar eerlijk over: het Open Vizier neemt een positie in, en die positie luidt: poldergeest is een ontwerpfout, gemeten besluit is een ontwerpoplossing, en de twee hefbomen van deze editie zijn de concrete inhoud waarmee dat besluit voor het eerst sinds decennia weer betekenis krijgt.</w:t>
+        <w:t xml:space="preserve">Tegelijk is het Open Vizier geen neutraal magazine. Wij analyseren niet vrijblijvend; wij stellen voor. Wij beweren dat Europa zich naar rechtsboven moet verschuiven in de positioneringsgrafiek van Editie 6 — democratisch én economisch sturend, met gemeten besluit. Niet omdat dat ideologisch beter is, maar omdat het de enige plek is waarvan de twee hefbomen werken. Dit is een politieke positie, niet een wetenschappelijk feit. Wij zijn daar eerlijk over: het Open Vizier neemt een positie in, en die positie luidt: consensus-modus is een ontwerpfout, gemeten besluit is een ontwerpoplossing, en de twee hefbomen van deze editie zijn de concrete inhoud waarmee dat besluit voor het eerst sinds decennia weer betekenis krijgt.</w:t>
       </w:r>
     </w:p>
     <w:p>
@@ -205,7 +205,7 @@
         <w:t xml:space="preserve">doorgronden</w:t>
       </w:r>
       <w:r>
-        <w:t xml:space="preserve">. Misschien klopt iets niet. Misschien zijn onze cijfers over Giant Juncao te optimistisch, of onze projectie van de Pareto-curve te ambitieus, of onze inschatting van de Chinese voorsprong te dramatisch. Schrijf het ons, of nog beter, schrijf erover. Een rationeel tegenargument helpt het ontwerp scherper te maken, en dat is precies wat een ontwerp nodig heeft voordat het ergens landt. Open vizier vereist tegen-vizier; zonder tegenstand wordt ontwerp dogma.</w:t>
+        <w:t xml:space="preserve">. Misschien klopt iets niet. Misschien zijn onze cijfers over Giant Juncao te optimistisch, of onze projectie van de Pareto-curve te ambitieus, of onze inschatting van de Chinese voorsprong te dramatisch. Schrijf het ons, of nog beter, schrijf erover. Een rationeel tegenargument helpt het ontwerp scherper te maken, en dat is precies wat een ontwerp nodig heeft voordat het ergens landt. Open vizier vereist tegen-vizier; zonder traagheid wordt ontwerp dogma.</w:t>
       </w:r>
     </w:p>
     <w:p>
